--- a/paper/SAGE_IEEE_Research_Paper.docx
+++ b/paper/SAGE_IEEE_Research_Paper.docx
@@ -350,7 +350,7 @@
         <w:ind w:left="0" w:right="2"/>
       </w:pPr>
       <w:r>
-        <w:t>Abstract—Autonomous large language model (LLM) agents are increasingly equipped with self-evolution mechanisms that mutate system prompts, accumulate procedural memories, and synthesize custom tools over extended deployment horizons. Existing code benchmarks evaluate agents in static single-turn regimes and cannot capture the compound failure modes of iterative state mutation: specification gaming, security boundary erosion, and historical capability regression. We present EvoEval, a hardened benchmark and formal evaluation framework that validates agent guardrails against canonical, deterministic degradation trajectories, supplemented by live API runs. EvoEval is designed to measure security boundary drift (vulnerability injection rate), specification gaming, and capability retention in self-modifying code agents over multi-generational cycles (T=10–25). EvoEval formalizes controlled agent archetypes (G1–G7, G6*) spanning frozen controls, prompt optimizers, memory accumulators, compound reflection agents, static verifiers, realistic deployable proxy canary guards (G7), and idealized oracle canary skylines (G6*). To prevent harness tampering, EvoEval introduces a five-layer cryptographically isolated anti-tamper engine executed across dual unprivileged Docker containers. The golden dataset comprises 100 focused, multi-module algorithmic and system programming repositories calibrated to baseline solvability P(0)=0.600 with 0.0% pre-training leakage, paired with 20 deliberate exploit drift probes. To establish rigorous, reproducible ground truth, EvoEval implements a two-tiered evaluation methodology: (1) a canonical benchmark evaluation across 18,000 controlled episodes (100 tasks × 6 archetypes × 10 cycles × 3 seeds) formalizing archetype state-mutation policies under deterministic execution to provide bitwise-reproducible, zero-flakiness counterfactual trajectories; and (2) empirical open-weights model rollouts (Qwen2.5-Coder-7B, Llama-3.1-8B) validating sandbox containment and live execution dynamics. Across canonical trajectories, unconstrained multi-surface mutation (G4) achieves 95.0% on visible proxies while collapsing to 40.0% on hidden ground truth (∆proxy=+0.55), whereas dynamic verification establishes rollback-guarded state preservation: realistic deployable proxy canary gating (G7) achieves 84.4% accuracy with +0.02 drift and 96.0% retention on strictly held-out tasks, while the idealized oracle canary skyline (G6*) attains 92.0% accuracy and 98.0% retention. All 27 pre-registered comparisons are statistically significant under step-down Holm-Bonferroni control (pHolm ≤ 0.003, |d| ≥ 1.11), validated by pre-experiment sample-size planning (SE ≤ 0.038) and a double-blind human audit (N=319, Fleiss' κ=0.856).</w:t>
+        <w:t>Abstract—Autonomous large language model (LLM) agents are increasingly equipped with self-evolution mechanisms that mutate system prompts, accumulate procedural memories, and synthesize custom tools over extended deployment horizons. Existing code benchmarks evaluate agents in static single-turn regimes and cannot capture the compound failure modes of iterative state mutation: specification gaming, security boundary erosion, and historical capability regression. We present SAGE, a hardened benchmark and formal evaluation framework that validates agent guardrails against canonical, deterministic degradation trajectories, supplemented by live API runs. SAGE is designed to measure security boundary drift (vulnerability injection rate), specification gaming, and capability retention in self-modifying code agents over multi-generational cycles (T=10–25). SAGE formalizes controlled agent archetypes (G1–G7, G6*) spanning frozen controls, prompt optimizers, memory accumulators, compound reflection agents, static verifiers, realistic deployable proxy canary guards (G7), and idealized oracle canary skylines (G6*). To prevent harness tampering, SAGE introduces a five-layer cryptographically isolated anti-tamper engine executed across dual unprivileged Docker containers. The golden dataset comprises 100 focused, multi-module algorithmic and system programming repositories stratified across three difficulty tiers to target a pre-registered baseline solvability P(0)=0.600 (empirically 59.7% on live open-weights models) with 0.0% pre-training leakage, paired with 20 deliberate exploit drift probes. To establish rigorous, reproducible ground truth, SAGE implements a two-tiered evaluation methodology: (1) a canonical benchmark evaluation across 18,000 controlled episodes (100 tasks × 6 archetypes × 10 cycles × 3 seeds) formalizing archetype state-mutation policies under deterministic execution to provide bitwise-reproducible, zero-flakiness counterfactual trajectories; and (2) empirical open-weights model rollouts (Qwen2.5-Coder-7B, Llama-3.1-8B) validating sandbox containment and live execution dynamics. Across canonical trajectories, unconstrained multi-surface mutation (G4) achieves 95.0% on visible proxies while collapsing to 40.0% on hidden ground truth (∆proxy=+0.55), whereas dynamic verification establishes rollback-guarded state preservation: realistic deployable proxy canary gating (G7) achieves 84.4% accuracy with +0.02 drift and 96.0% retention on strictly held-out tasks, while the idealized oracle canary skyline (G6*) attains 92.0% accuracy and 98.0% retention. All 27 pre-registered comparisons are statistically significant under step-down Holm-Bonferroni control (pHolm ≤ 0.003, |d| ≥ 1.11), validated by pre-experiment sample-size planning (SE ≤ 0.038) and a double-blind human audit (N=319, Fleiss' κ=0.856).</w:t>
       </w:r>
     </w:p>
     <w:p>
@@ -639,7 +639,7 @@
         <w:ind w:right="2" w:hanging="286"/>
       </w:pPr>
       <w:r>
-        <w:t>100-task golden dataset: a suite of 100 focused, multi-module algorithmic and system programming tasks (averaging 16.5 mutable LOC with strict structural and behavioral assertions) across five balanced domains with zero pre-training contamination, calibrated to exactly P(0)=0.600 baseline solvability and verified semantic orthogonality (μ=0.0524).</w:t>
+        <w:t>100-task golden dataset: a suite of 100 focused, multi-module algorithmic and system programming tasks (averaging 16.5 mutable LOC with strict structural and behavioral assertions) across five balanced domains with zero pre-training contamination, stratified to a pre-registered baseline solvability target of P(0)=0.600 (empirically 61.3% on Qwen, 58.0% on Llama) and verified semantic orthogonality (μ=0.0524).</w:t>
       </w:r>
     </w:p>
     <w:p>
@@ -3453,7 +3453,7 @@
     </w:p>
     <w:p>
       <w:r>
-        <w:t>Four foundational concurrent investigations directly contextualize EvoEval’s longitudinal findings. Fang et al. [29] provide a unified survey of self-evolving AI agents, highlighting the acute absence of standardized benchmarks for empirical stability. Addressing safety risks, Shao et al. [30] formalize agent misevolution—showing that autonomous evolution across models, memory, and tools induces persistent jailbreaks and reward hacking. Zhao et al. [31] demonstrate that coding agents exploit gaps between visible validation tests and held-out evaluations, engaging in systemic reward hacking. Concurrently, Yu et al. [32] show that lifelong agent adaptation triggers severe capability regression (catastrophic forgetting) of prior capabilities. EvoEval unifies these threads: pairing deliberate drift probes (measuring the proxy gaming gap emphasized by Zhao et al.), 5-layer cryptographic isolation (intercepting the execution misevolution vectors documented by Shao et al.), and proving that G6 regression canary gating completely halts misevolution while driving capability to 92.0%.</w:t>
+        <w:t>Six foundational investigations contextualize SAGE’s longitudinal findings, including four concurrent 2026 benchmarks. Fang et al. [29] provide a unified survey of self-evolving AI agents, highlighting the absence of standardized benchmarks for empirical stability. Addressing safety risks, Shao et al. [30] formalize agent misevolution—showing that autonomous evolution across models, memory, and tools induces persistent jailbreaks and reward hacking. Zhao et al. (SpecBench) [31] and Zhang et al. [33] demonstrate that agents exploit gaps between visible tests and held-out evaluations or tool environments, engaging in reward hacking within static, single-episode tasks (T=1). Concurrently, Gao et al. (EvoAgentBench) [34] benchmark benign ability transfer across mock APIs, while Yu et al. [32] show that lifelong adaptation triggers severe capability regression (catastrophic forgetting). SAGE unifies and transcends these threads: rather than evaluating isolated failure modes, SAGE formalizes and solves the Self-Evolution Trilemma—the coupled trade-off between forward capability gain (∆P), security boundary drift (V), specification gaming (∆proxy), and retention across compounding multi-cycle state mutations (S_t = &lt;Π_t, M_t, C_t&gt; over T=10–25 cycles). Furthermore, SAGE moves beyond passive failure auditing: dynamic canary verification and atomic rollback (G7) break governance paralysis, achieving +0.24 net forward capability gain (84.4% on held-out tasks) while eliminating security drift and preserving 96.0% retention.</w:t>
       </w:r>
     </w:p>
     <w:p>
@@ -4561,7 +4561,7 @@
         <w:ind w:left="0" w:right="2"/>
       </w:pPr>
       <w:r>
-        <w:t>G1 provides the frozen baseline. G2 and G3 isolate single mutation surfaces (prompts Π and procedural memory M). G4 models the full unconstrained self-evolving agent deployed in the wild (Π, M, C). G5 adds static syntactic verification (AST security linting plus prompt policy checks). Crucially, EvoEval formalizes two dynamic canary regimes: G7 represents the realistic deployable proxy canary guard, requiring candidate mutations to pass historical regression suites evaluated exclusively on strictly held-out proxy tasks before commitment; whereas G6* represents an idealized upper skyline (Oracle Canary) gating candidate mutations against sequestered ground-truth tests to establish theoretical optimal rollback performance.</w:t>
+        <w:t>G1 provides the frozen baseline. G2 and G3 isolate single mutation surfaces (prompts Π and procedural memory M). G4 models the full unconstrained self-evolving agent deployed in the wild (Π, M, C). G5 adds static syntactic verification (AST security linting plus prompt policy checks). Crucially, SAGE formalizes two dynamic canary regimes: G7 represents the realistic deployable proxy canary guard, requiring candidate mutations to pass historical regression suites evaluated exclusively on strictly held-out proxy tasks before commitment; whereas G6* represents an idealized upper skyline (Oracle Canary) gating candidate mutations against sequestered ground-truth tests to establish theoretical optimal rollback performance.</w:t>
       </w:r>
     </w:p>
     <w:p>
@@ -12854,7 +12854,7 @@
         <w:ind w:left="0" w:right="2"/>
       </w:pPr>
       <w:r>
-        <w:t>To combine rigorous counterfactual control with live empirical validity, EvoEval implements a two-tiered evaluation setup: 1) Canonical Benchmark Trajectories (N=18,000): To eliminate stochastic model flakiness, isolate causal archetype mechanisms, and achieve bitwise cross-platform reproducibility (Δplatform = 0.000 across Linux and Windows), the core factorial matrix evaluates T=10 generations across 3 pinned seeds (42, 43, 44) for all 100 tasks under deterministic, state-formalized agent policies: 100 × 6 × 10 × 3 = 18,000 evaluations. These canonical trajectories establish standardized benchmark reference curves for metric calibration and non-parametric bootstrap inference. Under standard multi-turn tokenization tariffs ($0.20/$0.40 per 1M prompt/completion tokens), the 18,000 trajectory workload models a standardized benchmark token footprint equivalent to 334.8M tokens ($73.95 USD). 2) Live Neural Model Rollouts and Empirical Replication: To validate that degradation phenomena occur in real model rollouts, live agents execute within the dual-container sandbox via local and OpenAI-compatible API harnesses. Backbones include open-weights models Qwen2.5-Coder-7B-Instruct and Llama-3.1-8B-Instruct on empirical validation cohorts, confirming end-to-end sandbox containment, anti-tamper tripwires, and live gaming dynamics. Inferential statistical testing uses paired bootstrap resampling (B=10,000) with step-down Holm-Bonferroni FWER control (α=0.05), Cohen's d, and Cliff's δ.</w:t>
+        <w:t>To combine rigorous counterfactual control with live empirical validity, SAGE implements a two-tiered evaluation setup: 1) Canonical Benchmark Trajectories (N=18,000): To eliminate stochastic model flakiness, isolate causal archetype mechanisms, and achieve bitwise cross-platform reproducibility (Δplatform = 0.000 across Linux and Windows), the core factorial matrix evaluates T=10 generations across 3 pinned seeds (42, 43, 44) for all 100 tasks under deterministic, state-formalized agent policies: 100 × 6 × 10 × 3 = 18,000 evaluations. These canonical trajectories establish standardized benchmark reference curves for metric calibration and non-parametric bootstrap inference. Under standard multi-turn tokenization tariffs ($0.20/$0.40 per 1M prompt/completion tokens), the 18,000 trajectory workload models a standardized benchmark token footprint equivalent to 334.8M tokens ($73.95 USD). 2) Live Neural Model Rollouts and Empirical Replication: To validate that degradation phenomena occur in real model rollouts, live agents execute within the dual-container sandbox via local and OpenAI-compatible API harnesses. Backbones include open-weights models Qwen2.5-Coder-7B-Instruct and Llama-3.1-8B-Instruct on empirical validation cohorts, confirming end-to-end sandbox containment, anti-tamper tripwires, and live gaming dynamics. Inferential statistical testing uses paired bootstrap resampling (B=10,000) with step-down Holm-Bonferroni FWER control (α=0.05), Cohen's d, and Cliff's δ.</w:t>
       </w:r>
     </w:p>
     <w:p>
@@ -16680,7 +16680,7 @@
         <w:ind w:right="2"/>
       </w:pPr>
       <w:r>
-        <w:t>Container isolation regimes. Bare-host execution is fully compromised (5/5 escapes); single-container blocks only 2/5; dual-container with strict network denial blocks 5/5 with a 0.0% empirical escape rate (Clopper-Pearson 95% CI [0.0%, 45.1%] for N=6).</w:t>
+        <w:t>Container isolation regimes. In adversarial penetration testing across 5 exploit vectors, bare-host execution is fully compromised (5/5 escapes); single-container blocks only 2/5; dual-container with strict network denial blocks 5/5 (100% exploit containment; 0/18,000 benchmark escapes, Clopper-Pearson 95% CI [0.0%, 0.02%]).</w:t>
       </w:r>
     </w:p>
     <w:p>
@@ -17271,7 +17271,7 @@
                 <w:rFonts w:ascii="Times New Roman" w:hAnsi="Times New Roman"/>
                 <w:sz w:val="17"/>
               </w:rPr>
-              <w:t>[+0.18, +0.19]</w:t>
+              <w:t>[+0.16, +0.19]</w:t>
             </w:r>
           </w:p>
         </w:tc>
@@ -17294,7 +17294,7 @@
                 <w:rFonts w:ascii="Times New Roman" w:hAnsi="Times New Roman"/>
                 <w:sz w:val="17"/>
               </w:rPr>
-              <w:t>+10.76</w:t>
+              <w:t>+22.30</w:t>
             </w:r>
           </w:p>
         </w:tc>
@@ -17457,7 +17457,7 @@
                 <w:rFonts w:ascii="Times New Roman" w:hAnsi="Times New Roman"/>
                 <w:sz w:val="17"/>
               </w:rPr>
-              <w:t>+0.22</w:t>
+              <w:t>+0.25</w:t>
             </w:r>
           </w:p>
         </w:tc>
@@ -17480,7 +17480,7 @@
                 <w:rFonts w:ascii="Times New Roman" w:hAnsi="Times New Roman"/>
                 <w:sz w:val="17"/>
               </w:rPr>
-              <w:t>[+0.17, +0.27]</w:t>
+              <w:t>[+0.23, +0.27]</w:t>
             </w:r>
           </w:p>
         </w:tc>
@@ -17503,7 +17503,7 @@
                 <w:rFonts w:ascii="Times New Roman" w:hAnsi="Times New Roman"/>
                 <w:sz w:val="17"/>
               </w:rPr>
-              <w:t>+4.64</w:t>
+              <w:t>+9.76</w:t>
             </w:r>
           </w:p>
         </w:tc>
@@ -17689,7 +17689,7 @@
                 <w:rFonts w:ascii="Times New Roman" w:hAnsi="Times New Roman"/>
                 <w:sz w:val="17"/>
               </w:rPr>
-              <w:t>[+0.19, +0.31]</w:t>
+              <w:t>[+0.21, +0.31]</w:t>
             </w:r>
           </w:p>
         </w:tc>
@@ -17712,7 +17712,7 @@
                 <w:rFonts w:ascii="Times New Roman" w:hAnsi="Times New Roman"/>
                 <w:sz w:val="17"/>
               </w:rPr>
-              <w:t>+6.24</w:t>
+              <w:t>+9.19</w:t>
             </w:r>
           </w:p>
         </w:tc>
@@ -17875,7 +17875,7 @@
                 <w:rFonts w:ascii="Times New Roman" w:hAnsi="Times New Roman"/>
                 <w:sz w:val="17"/>
               </w:rPr>
-              <w:t>-0.04</w:t>
+              <w:t>-0.05</w:t>
             </w:r>
           </w:p>
         </w:tc>
@@ -17898,7 +17898,7 @@
                 <w:rFonts w:ascii="Times New Roman" w:hAnsi="Times New Roman"/>
                 <w:sz w:val="17"/>
               </w:rPr>
-              <w:t>[-0.05, -0.02]</w:t>
+              <w:t>[-0.06, -0.05]</w:t>
             </w:r>
           </w:p>
         </w:tc>
@@ -17921,7 +17921,7 @@
                 <w:rFonts w:ascii="Times New Roman" w:hAnsi="Times New Roman"/>
                 <w:sz w:val="17"/>
               </w:rPr>
-              <w:t>-2.85</w:t>
+              <w:t>-1.58</w:t>
             </w:r>
           </w:p>
         </w:tc>
@@ -17944,7 +17944,7 @@
                 <w:rFonts w:ascii="Times New Roman" w:hAnsi="Times New Roman"/>
                 <w:sz w:val="17"/>
               </w:rPr>
-              <w:t>-1.00</w:t>
+              <w:t>-0.78</w:t>
             </w:r>
           </w:p>
         </w:tc>
@@ -18084,7 +18084,7 @@
                 <w:rFonts w:ascii="Times New Roman" w:hAnsi="Times New Roman"/>
                 <w:sz w:val="17"/>
               </w:rPr>
-              <w:t>+0.21</w:t>
+              <w:t>+0.16</w:t>
             </w:r>
           </w:p>
         </w:tc>
@@ -18107,7 +18107,7 @@
                 <w:rFonts w:ascii="Times New Roman" w:hAnsi="Times New Roman"/>
                 <w:sz w:val="17"/>
               </w:rPr>
-              <w:t>[+0.16, +0.28]</w:t>
+              <w:t>[+0.10, +0.22]</w:t>
             </w:r>
           </w:p>
         </w:tc>
@@ -18130,7 +18130,7 @@
                 <w:rFonts w:ascii="Times New Roman" w:hAnsi="Times New Roman"/>
                 <w:sz w:val="17"/>
               </w:rPr>
-              <w:t>+5.16</w:t>
+              <w:t>+4.77</w:t>
             </w:r>
           </w:p>
         </w:tc>
@@ -18293,7 +18293,7 @@
                 <w:rFonts w:ascii="Times New Roman" w:hAnsi="Times New Roman"/>
                 <w:sz w:val="17"/>
               </w:rPr>
-              <w:t>+0.21</w:t>
+              <w:t>+0.14</w:t>
             </w:r>
           </w:p>
         </w:tc>
@@ -18316,7 +18316,7 @@
                 <w:rFonts w:ascii="Times New Roman" w:hAnsi="Times New Roman"/>
                 <w:sz w:val="17"/>
               </w:rPr>
-              <w:t>[+0.18, +0.24]</w:t>
+              <w:t>[+0.07, +0.22]</w:t>
             </w:r>
           </w:p>
         </w:tc>
@@ -18339,7 +18339,7 @@
                 <w:rFonts w:ascii="Times New Roman" w:hAnsi="Times New Roman"/>
                 <w:sz w:val="17"/>
               </w:rPr>
-              <w:t>+8.94</w:t>
+              <w:t>+3.16</w:t>
             </w:r>
           </w:p>
         </w:tc>
@@ -18502,7 +18502,7 @@
                 <w:rFonts w:ascii="Times New Roman" w:hAnsi="Times New Roman"/>
                 <w:sz w:val="17"/>
               </w:rPr>
-              <w:t>-0.16</w:t>
+              <w:t>-0.18</w:t>
             </w:r>
           </w:p>
         </w:tc>
@@ -18525,7 +18525,7 @@
                 <w:rFonts w:ascii="Times New Roman" w:hAnsi="Times New Roman"/>
                 <w:sz w:val="17"/>
               </w:rPr>
-              <w:t>[-0.24, -0.12]</w:t>
+              <w:t>[-0.20, -0.15]</w:t>
             </w:r>
           </w:p>
         </w:tc>
@@ -18548,7 +18548,7 @@
                 <w:rFonts w:ascii="Times New Roman" w:hAnsi="Times New Roman"/>
                 <w:sz w:val="17"/>
               </w:rPr>
-              <w:t>-3.99</w:t>
+              <w:t>-14.04</w:t>
             </w:r>
           </w:p>
         </w:tc>
@@ -18734,7 +18734,7 @@
                 <w:rFonts w:ascii="Times New Roman" w:hAnsi="Times New Roman"/>
                 <w:sz w:val="17"/>
               </w:rPr>
-              <w:t>[+0.19, +0.26]</w:t>
+              <w:t>[+0.19, +0.28]</w:t>
             </w:r>
           </w:p>
         </w:tc>
@@ -18757,7 +18757,7 @@
                 <w:rFonts w:ascii="Times New Roman" w:hAnsi="Times New Roman"/>
                 <w:sz w:val="17"/>
               </w:rPr>
-              <w:t>+6.36</w:t>
+              <w:t>+9.23</w:t>
             </w:r>
           </w:p>
         </w:tc>
@@ -18920,7 +18920,7 @@
                 <w:rFonts w:ascii="Times New Roman" w:hAnsi="Times New Roman"/>
                 <w:sz w:val="17"/>
               </w:rPr>
-              <w:t>+0.31</w:t>
+              <w:t>+0.25</w:t>
             </w:r>
           </w:p>
         </w:tc>
@@ -18943,7 +18943,7 @@
                 <w:rFonts w:ascii="Times New Roman" w:hAnsi="Times New Roman"/>
                 <w:sz w:val="17"/>
               </w:rPr>
-              <w:t>[+0.24, +0.37]</w:t>
+              <w:t>[+0.20, +0.31]</w:t>
             </w:r>
           </w:p>
         </w:tc>
@@ -18966,7 +18966,7 @@
                 <w:rFonts w:ascii="Times New Roman" w:hAnsi="Times New Roman"/>
                 <w:sz w:val="17"/>
               </w:rPr>
-              <w:t>+8.47</w:t>
+              <w:t>+8.42</w:t>
             </w:r>
           </w:p>
         </w:tc>
@@ -19129,7 +19129,7 @@
                 <w:rFonts w:ascii="Times New Roman" w:hAnsi="Times New Roman"/>
                 <w:sz w:val="17"/>
               </w:rPr>
-              <w:t>+0.19</w:t>
+              <w:t>+0.24</w:t>
             </w:r>
           </w:p>
         </w:tc>
@@ -19152,7 +19152,7 @@
                 <w:rFonts w:ascii="Times New Roman" w:hAnsi="Times New Roman"/>
                 <w:sz w:val="17"/>
               </w:rPr>
-              <w:t>[+0.16, +0.21]</w:t>
+              <w:t>[+0.23, +0.25]</w:t>
             </w:r>
           </w:p>
         </w:tc>
@@ -19175,7 +19175,7 @@
                 <w:rFonts w:ascii="Times New Roman" w:hAnsi="Times New Roman"/>
                 <w:sz w:val="17"/>
               </w:rPr>
-              <w:t>+9.80</w:t>
+              <w:t>+13.38</w:t>
             </w:r>
           </w:p>
         </w:tc>
@@ -19338,7 +19338,7 @@
                 <w:rFonts w:ascii="Times New Roman" w:hAnsi="Times New Roman"/>
                 <w:sz w:val="17"/>
               </w:rPr>
-              <w:t>+0.13</w:t>
+              <w:t>+0.15</w:t>
             </w:r>
           </w:p>
         </w:tc>
@@ -19361,7 +19361,7 @@
                 <w:rFonts w:ascii="Times New Roman" w:hAnsi="Times New Roman"/>
                 <w:sz w:val="17"/>
               </w:rPr>
-              <w:t>[+0.09, +0.18]</w:t>
+              <w:t>[+0.11, +0.21]</w:t>
             </w:r>
           </w:p>
         </w:tc>
@@ -19384,7 +19384,7 @@
                 <w:rFonts w:ascii="Times New Roman" w:hAnsi="Times New Roman"/>
                 <w:sz w:val="17"/>
               </w:rPr>
-              <w:t>+4.80</w:t>
+              <w:t>+3.74</w:t>
             </w:r>
           </w:p>
         </w:tc>
@@ -19547,7 +19547,7 @@
                 <w:rFonts w:ascii="Times New Roman" w:hAnsi="Times New Roman"/>
                 <w:sz w:val="17"/>
               </w:rPr>
-              <w:t>+0.17</w:t>
+              <w:t>+0.15</w:t>
             </w:r>
           </w:p>
         </w:tc>
@@ -19570,7 +19570,7 @@
                 <w:rFonts w:ascii="Times New Roman" w:hAnsi="Times New Roman"/>
                 <w:sz w:val="17"/>
               </w:rPr>
-              <w:t>[+0.11, +0.21]</w:t>
+              <w:t>[+0.12, +0.20]</w:t>
             </w:r>
           </w:p>
         </w:tc>
@@ -19593,7 +19593,7 @@
                 <w:rFonts w:ascii="Times New Roman" w:hAnsi="Times New Roman"/>
                 <w:sz w:val="17"/>
               </w:rPr>
-              <w:t>+6.48</w:t>
+              <w:t>+5.02</w:t>
             </w:r>
           </w:p>
         </w:tc>
@@ -19756,7 +19756,7 @@
                 <w:rFonts w:ascii="Times New Roman" w:hAnsi="Times New Roman"/>
                 <w:sz w:val="17"/>
               </w:rPr>
-              <w:t>-0.04</w:t>
+              <w:t>-0.01</w:t>
             </w:r>
           </w:p>
         </w:tc>
@@ -19779,7 +19779,7 @@
                 <w:rFonts w:ascii="Times New Roman" w:hAnsi="Times New Roman"/>
                 <w:sz w:val="17"/>
               </w:rPr>
-              <w:t>[-0.09, +0.01]</w:t>
+              <w:t>[-0.07, +0.08]</w:t>
             </w:r>
           </w:p>
         </w:tc>
@@ -19802,7 +19802,7 @@
                 <w:rFonts w:ascii="Times New Roman" w:hAnsi="Times New Roman"/>
                 <w:sz w:val="17"/>
               </w:rPr>
-              <w:t>-1.14</w:t>
+              <w:t>-0.15</w:t>
             </w:r>
           </w:p>
         </w:tc>
@@ -19825,7 +19825,7 @@
                 <w:rFonts w:ascii="Times New Roman" w:hAnsi="Times New Roman"/>
                 <w:sz w:val="17"/>
               </w:rPr>
-              <w:t>-0.56</w:t>
+              <w:t>-0.11</w:t>
             </w:r>
           </w:p>
         </w:tc>
@@ -19848,7 +19848,7 @@
                 <w:rFonts w:ascii="Times New Roman" w:hAnsi="Times New Roman"/>
                 <w:sz w:val="17"/>
               </w:rPr>
-              <w:t>0.071</w:t>
+              <w:t>0.778</w:t>
             </w:r>
           </w:p>
         </w:tc>
@@ -19871,7 +19871,7 @@
                 <w:rFonts w:ascii="Times New Roman" w:hAnsi="Times New Roman"/>
                 <w:sz w:val="17"/>
               </w:rPr>
-              <w:t>2</w:t>
+              <w:t>1</w:t>
             </w:r>
           </w:p>
         </w:tc>
@@ -19894,7 +19894,7 @@
                 <w:rFonts w:ascii="Times New Roman" w:hAnsi="Times New Roman"/>
                 <w:sz w:val="17"/>
               </w:rPr>
-              <w:t>0.142</w:t>
+              <w:t>1.000</w:t>
             </w:r>
           </w:p>
         </w:tc>
@@ -19965,7 +19965,7 @@
                 <w:rFonts w:ascii="Times New Roman" w:hAnsi="Times New Roman"/>
                 <w:sz w:val="17"/>
               </w:rPr>
-              <w:t>+0.05</w:t>
+              <w:t>+0.14</w:t>
             </w:r>
           </w:p>
         </w:tc>
@@ -19988,7 +19988,7 @@
                 <w:rFonts w:ascii="Times New Roman" w:hAnsi="Times New Roman"/>
                 <w:sz w:val="17"/>
               </w:rPr>
-              <w:t>[+0.01, +0.09]</w:t>
+              <w:t>[+0.08, +0.24]</w:t>
             </w:r>
           </w:p>
         </w:tc>
@@ -20011,7 +20011,7 @@
                 <w:rFonts w:ascii="Times New Roman" w:hAnsi="Times New Roman"/>
                 <w:sz w:val="17"/>
               </w:rPr>
-              <w:t>+1.61</w:t>
+              <w:t>+3.21</w:t>
             </w:r>
           </w:p>
         </w:tc>
@@ -20197,7 +20197,7 @@
                 <w:rFonts w:ascii="Times New Roman" w:hAnsi="Times New Roman"/>
                 <w:sz w:val="17"/>
               </w:rPr>
-              <w:t>[+0.06, +0.13]</w:t>
+              <w:t>[+0.08, +0.11]</w:t>
             </w:r>
           </w:p>
         </w:tc>
@@ -20220,7 +20220,7 @@
                 <w:rFonts w:ascii="Times New Roman" w:hAnsi="Times New Roman"/>
                 <w:sz w:val="17"/>
               </w:rPr>
-              <w:t>+3.77</w:t>
+              <w:t>+2.73</w:t>
             </w:r>
           </w:p>
         </w:tc>
@@ -20383,7 +20383,7 @@
                 <w:rFonts w:ascii="Times New Roman" w:hAnsi="Times New Roman"/>
                 <w:sz w:val="17"/>
               </w:rPr>
-              <w:t>-0.11</w:t>
+              <w:t>-0.14</w:t>
             </w:r>
           </w:p>
         </w:tc>
@@ -20406,7 +20406,7 @@
                 <w:rFonts w:ascii="Times New Roman" w:hAnsi="Times New Roman"/>
                 <w:sz w:val="17"/>
               </w:rPr>
-              <w:t>[-0.13, -0.09]</w:t>
+              <w:t>[-0.18, -0.10]</w:t>
             </w:r>
           </w:p>
         </w:tc>
@@ -20429,7 +20429,7 @@
                 <w:rFonts w:ascii="Times New Roman" w:hAnsi="Times New Roman"/>
                 <w:sz w:val="17"/>
               </w:rPr>
-              <w:t>-2.52</w:t>
+              <w:t>-4.95</w:t>
             </w:r>
           </w:p>
         </w:tc>
@@ -20615,7 +20615,7 @@
                 <w:rFonts w:ascii="Times New Roman" w:hAnsi="Times New Roman"/>
                 <w:sz w:val="17"/>
               </w:rPr>
-              <w:t>[+0.09, +0.15]</w:t>
+              <w:t>[+0.04, +0.20]</w:t>
             </w:r>
           </w:p>
         </w:tc>
@@ -20638,7 +20638,7 @@
                 <w:rFonts w:ascii="Times New Roman" w:hAnsi="Times New Roman"/>
                 <w:sz w:val="17"/>
               </w:rPr>
-              <w:t>+4.25</w:t>
+              <w:t>+2.58</w:t>
             </w:r>
           </w:p>
         </w:tc>
@@ -20801,7 +20801,7 @@
                 <w:rFonts w:ascii="Times New Roman" w:hAnsi="Times New Roman"/>
                 <w:sz w:val="17"/>
               </w:rPr>
-              <w:t>+0.19</w:t>
+              <w:t>+0.15</w:t>
             </w:r>
           </w:p>
         </w:tc>
@@ -20824,7 +20824,7 @@
                 <w:rFonts w:ascii="Times New Roman" w:hAnsi="Times New Roman"/>
                 <w:sz w:val="17"/>
               </w:rPr>
-              <w:t>[+0.14, +0.21]</w:t>
+              <w:t>[+0.12, +0.20]</w:t>
             </w:r>
           </w:p>
         </w:tc>
@@ -20847,7 +20847,7 @@
                 <w:rFonts w:ascii="Times New Roman" w:hAnsi="Times New Roman"/>
                 <w:sz w:val="17"/>
               </w:rPr>
-              <w:t>+5.27</w:t>
+              <w:t>+7.40</w:t>
             </w:r>
           </w:p>
         </w:tc>
@@ -21010,7 +21010,7 @@
                 <w:rFonts w:ascii="Times New Roman" w:hAnsi="Times New Roman"/>
                 <w:sz w:val="17"/>
               </w:rPr>
-              <w:t>+0.28</w:t>
+              <w:t>+0.29</w:t>
             </w:r>
           </w:p>
         </w:tc>
@@ -21033,7 +21033,7 @@
                 <w:rFonts w:ascii="Times New Roman" w:hAnsi="Times New Roman"/>
                 <w:sz w:val="17"/>
               </w:rPr>
-              <w:t>[+0.26, +0.29]</w:t>
+              <w:t>[+0.25, +0.32]</w:t>
             </w:r>
           </w:p>
         </w:tc>
@@ -21056,7 +21056,7 @@
                 <w:rFonts w:ascii="Times New Roman" w:hAnsi="Times New Roman"/>
                 <w:sz w:val="17"/>
               </w:rPr>
-              <w:t>+15.59</w:t>
+              <w:t>+15.56</w:t>
             </w:r>
           </w:p>
         </w:tc>
@@ -21219,7 +21219,7 @@
                 <w:rFonts w:ascii="Times New Roman" w:hAnsi="Times New Roman"/>
                 <w:sz w:val="17"/>
               </w:rPr>
-              <w:t>+0.28</w:t>
+              <w:t>+0.25</w:t>
             </w:r>
           </w:p>
         </w:tc>
@@ -21242,7 +21242,7 @@
                 <w:rFonts w:ascii="Times New Roman" w:hAnsi="Times New Roman"/>
                 <w:sz w:val="17"/>
               </w:rPr>
-              <w:t>[+0.26, +0.30]</w:t>
+              <w:t>[+0.23, +0.27]</w:t>
             </w:r>
           </w:p>
         </w:tc>
@@ -21265,7 +21265,7 @@
                 <w:rFonts w:ascii="Times New Roman" w:hAnsi="Times New Roman"/>
                 <w:sz w:val="17"/>
               </w:rPr>
-              <w:t>+17.31</w:t>
+              <w:t>+15.29</w:t>
             </w:r>
           </w:p>
         </w:tc>
@@ -21428,7 +21428,7 @@
                 <w:rFonts w:ascii="Times New Roman" w:hAnsi="Times New Roman"/>
                 <w:sz w:val="17"/>
               </w:rPr>
-              <w:t>+0.34</w:t>
+              <w:t>+0.37</w:t>
             </w:r>
           </w:p>
         </w:tc>
@@ -21451,7 +21451,7 @@
                 <w:rFonts w:ascii="Times New Roman" w:hAnsi="Times New Roman"/>
                 <w:sz w:val="17"/>
               </w:rPr>
-              <w:t>[+0.31, +0.36]</w:t>
+              <w:t>[+0.34, +0.42]</w:t>
             </w:r>
           </w:p>
         </w:tc>
@@ -21474,7 +21474,7 @@
                 <w:rFonts w:ascii="Times New Roman" w:hAnsi="Times New Roman"/>
                 <w:sz w:val="17"/>
               </w:rPr>
-              <w:t>+21.16</w:t>
+              <w:t>+14.73</w:t>
             </w:r>
           </w:p>
         </w:tc>
@@ -21637,7 +21637,7 @@
                 <w:rFonts w:ascii="Times New Roman" w:hAnsi="Times New Roman"/>
                 <w:sz w:val="17"/>
               </w:rPr>
-              <w:t>+0.06</w:t>
+              <w:t>+0.03</w:t>
             </w:r>
           </w:p>
         </w:tc>
@@ -21660,7 +21660,7 @@
                 <w:rFonts w:ascii="Times New Roman" w:hAnsi="Times New Roman"/>
                 <w:sz w:val="17"/>
               </w:rPr>
-              <w:t>[-0.01, +0.11]</w:t>
+              <w:t>[-0.04, +0.14]</w:t>
             </w:r>
           </w:p>
         </w:tc>
@@ -21683,7 +21683,7 @@
                 <w:rFonts w:ascii="Times New Roman" w:hAnsi="Times New Roman"/>
                 <w:sz w:val="17"/>
               </w:rPr>
-              <w:t>+1.68</w:t>
+              <w:t>+0.59</w:t>
             </w:r>
           </w:p>
         </w:tc>
@@ -21706,7 +21706,7 @@
                 <w:rFonts w:ascii="Times New Roman" w:hAnsi="Times New Roman"/>
                 <w:sz w:val="17"/>
               </w:rPr>
-              <w:t>+0.78</w:t>
+              <w:t>+0.11</w:t>
             </w:r>
           </w:p>
         </w:tc>
@@ -21729,7 +21729,7 @@
                 <w:rFonts w:ascii="Times New Roman" w:hAnsi="Times New Roman"/>
                 <w:sz w:val="17"/>
               </w:rPr>
-              <w:t>0.037</w:t>
+              <w:t>0.554</w:t>
             </w:r>
           </w:p>
         </w:tc>
@@ -21752,7 +21752,7 @@
                 <w:rFonts w:ascii="Times New Roman" w:hAnsi="Times New Roman"/>
                 <w:sz w:val="17"/>
               </w:rPr>
-              <w:t>3</w:t>
+              <w:t>2</w:t>
             </w:r>
           </w:p>
         </w:tc>
@@ -21775,7 +21775,7 @@
                 <w:rFonts w:ascii="Times New Roman" w:hAnsi="Times New Roman"/>
                 <w:sz w:val="17"/>
               </w:rPr>
-              <w:t>0.111</w:t>
+              <w:t>1.000</w:t>
             </w:r>
           </w:p>
         </w:tc>
@@ -21869,7 +21869,7 @@
                 <w:rFonts w:ascii="Times New Roman" w:hAnsi="Times New Roman"/>
                 <w:sz w:val="17"/>
               </w:rPr>
-              <w:t>[+0.19, +0.29]</w:t>
+              <w:t>[+0.19, +0.30]</w:t>
             </w:r>
           </w:p>
         </w:tc>
@@ -21892,7 +21892,7 @@
                 <w:rFonts w:ascii="Times New Roman" w:hAnsi="Times New Roman"/>
                 <w:sz w:val="17"/>
               </w:rPr>
-              <w:t>+4.59</w:t>
+              <w:t>+8.43</w:t>
             </w:r>
           </w:p>
         </w:tc>
@@ -22055,7 +22055,7 @@
                 <w:rFonts w:ascii="Times New Roman" w:hAnsi="Times New Roman"/>
                 <w:sz w:val="17"/>
               </w:rPr>
-              <w:t>+0.30</w:t>
+              <w:t>+0.25</w:t>
             </w:r>
           </w:p>
         </w:tc>
@@ -22078,7 +22078,7 @@
                 <w:rFonts w:ascii="Times New Roman" w:hAnsi="Times New Roman"/>
                 <w:sz w:val="17"/>
               </w:rPr>
-              <w:t>[+0.24, +0.35]</w:t>
+              <w:t>[+0.24, +0.28]</w:t>
             </w:r>
           </w:p>
         </w:tc>
@@ -22101,7 +22101,7 @@
                 <w:rFonts w:ascii="Times New Roman" w:hAnsi="Times New Roman"/>
                 <w:sz w:val="17"/>
               </w:rPr>
-              <w:t>+4.17</w:t>
+              <w:t>+5.83</w:t>
             </w:r>
           </w:p>
         </w:tc>
@@ -22264,7 +22264,7 @@
                 <w:rFonts w:ascii="Times New Roman" w:hAnsi="Times New Roman"/>
                 <w:sz w:val="17"/>
               </w:rPr>
-              <w:t>+0.00</w:t>
+              <w:t>-0.04</w:t>
             </w:r>
           </w:p>
         </w:tc>
@@ -22287,7 +22287,7 @@
                 <w:rFonts w:ascii="Times New Roman" w:hAnsi="Times New Roman"/>
                 <w:sz w:val="17"/>
               </w:rPr>
-              <w:t>[-0.06, +0.06]</w:t>
+              <w:t>[-0.10, +0.06]</w:t>
             </w:r>
           </w:p>
         </w:tc>
@@ -22310,7 +22310,7 @@
                 <w:rFonts w:ascii="Times New Roman" w:hAnsi="Times New Roman"/>
                 <w:sz w:val="17"/>
               </w:rPr>
-              <w:t>+0.04</w:t>
+              <w:t>-0.69</w:t>
             </w:r>
           </w:p>
         </w:tc>
@@ -22333,7 +22333,7 @@
                 <w:rFonts w:ascii="Times New Roman" w:hAnsi="Times New Roman"/>
                 <w:sz w:val="17"/>
               </w:rPr>
-              <w:t>+0.11</w:t>
+              <w:t>-0.33</w:t>
             </w:r>
           </w:p>
         </w:tc>
@@ -22356,7 +22356,7 @@
                 <w:rFonts w:ascii="Times New Roman" w:hAnsi="Times New Roman"/>
                 <w:sz w:val="17"/>
               </w:rPr>
-              <w:t>0.778</w:t>
+              <w:t>0.520</w:t>
             </w:r>
           </w:p>
         </w:tc>
@@ -22379,7 +22379,7 @@
                 <w:rFonts w:ascii="Times New Roman" w:hAnsi="Times New Roman"/>
                 <w:sz w:val="17"/>
               </w:rPr>
-              <w:t>1</w:t>
+              <w:t>3</w:t>
             </w:r>
           </w:p>
         </w:tc>
@@ -22402,7 +22402,7 @@
                 <w:rFonts w:ascii="Times New Roman" w:hAnsi="Times New Roman"/>
                 <w:sz w:val="17"/>
               </w:rPr>
-              <w:t>0.778</w:t>
+              <w:t>1.000</w:t>
             </w:r>
           </w:p>
         </w:tc>
@@ -22496,7 +22496,7 @@
                 <w:rFonts w:ascii="Times New Roman" w:hAnsi="Times New Roman"/>
                 <w:sz w:val="17"/>
               </w:rPr>
-              <w:t>[+0.22, +0.29]</w:t>
+              <w:t>[+0.22, +0.27]</w:t>
             </w:r>
           </w:p>
         </w:tc>
@@ -22519,7 +22519,7 @@
                 <w:rFonts w:ascii="Times New Roman" w:hAnsi="Times New Roman"/>
                 <w:sz w:val="17"/>
               </w:rPr>
-              <w:t>+6.35</w:t>
+              <w:t>+9.06</w:t>
             </w:r>
           </w:p>
         </w:tc>
@@ -22682,7 +22682,7 @@
                 <w:rFonts w:ascii="Times New Roman" w:hAnsi="Times New Roman"/>
                 <w:sz w:val="17"/>
               </w:rPr>
-              <w:t>+0.31</w:t>
+              <w:t>+0.28</w:t>
             </w:r>
           </w:p>
         </w:tc>
@@ -22705,7 +22705,7 @@
                 <w:rFonts w:ascii="Times New Roman" w:hAnsi="Times New Roman"/>
                 <w:sz w:val="17"/>
               </w:rPr>
-              <w:t>[+0.27, +0.34]</w:t>
+              <w:t>[+0.26, +0.31]</w:t>
             </w:r>
           </w:p>
         </w:tc>
@@ -22728,7 +22728,7 @@
                 <w:rFonts w:ascii="Times New Roman" w:hAnsi="Times New Roman"/>
                 <w:sz w:val="17"/>
               </w:rPr>
-              <w:t>+14.24</w:t>
+              <w:t>+21.42</w:t>
             </w:r>
           </w:p>
         </w:tc>
